--- a/doc/Fees for the site.docx
+++ b/doc/Fees for the site.docx
@@ -1,266 +1,7 @@
 
 <file path=word/document.xml><?xml version="1.0" encoding="utf-8"?>
-<w:document xmlns:wpc="http://schemas.microsoft.com/office/word/2010/wordprocessingCanvas" xmlns:cx="http://schemas.microsoft.com/office/drawing/2014/chartex" xmlns:cx1="http://schemas.microsoft.com/office/drawing/2015/9/8/chartex" xmlns:cx2="http://schemas.microsoft.com/office/drawing/2015/10/21/chartex" xmlns:cx3="http://schemas.microsoft.com/office/drawing/2016/5/9/chartex" xmlns:cx4="http://schemas.microsoft.com/office/drawing/2016/5/10/chartex" xmlns:cx5="http://schemas.microsoft.com/office/drawing/2016/5/11/chartex" xmlns:cx6="http://schemas.microsoft.com/office/drawing/2016/5/12/chartex" xmlns:cx7="http://schemas.microsoft.com/office/drawing/2016/5/13/chartex" xmlns:cx8="http://schemas.microsoft.com/office/drawing/2016/5/14/chartex" xmlns:mc="http://schemas.openxmlformats.org/markup-compatibility/2006" xmlns:aink="http://schemas.microsoft.com/office/drawing/2016/ink" xmlns:am3d="http://schemas.microsoft.com/office/drawing/2017/model3d" xmlns:o="urn:schemas-microsoft-com:office:office" xmlns:oel="http://schemas.microsoft.com/office/2019/extlst" xmlns:r="http://schemas.openxmlformats.org/officeDocument/2006/relationships" xmlns:m="http://schemas.openxmlformats.org/officeDocument/2006/math" xmlns:v="urn:schemas-microsoft-com:vml" xmlns:wp14="http://schemas.microsoft.com/office/word/2010/wordprocessingDrawing" xmlns:wp="http://schemas.openxmlformats.org/drawingml/2006/wordprocessingDrawing" xmlns:w10="urn:schemas-microsoft-com:office:word" xmlns:w="http://schemas.openxmlformats.org/wordprocessingml/2006/main" xmlns:w14="http://schemas.microsoft.com/office/word/2010/wordml" xmlns:w15="http://schemas.microsoft.com/office/word/2012/wordml" xmlns:w16cex="http://schemas.microsoft.com/office/word/2018/wordml/cex" xmlns:w16cid="http://schemas.microsoft.com/office/word/2016/wordml/cid" xmlns:w16="http://schemas.microsoft.com/office/word/2018/wordml" xmlns:w16du="http://schemas.microsoft.com/office/word/2023/wordml/word16du" xmlns:w16sdtdh="http://schemas.microsoft.com/office/word/2020/wordml/sdtdatahash" xmlns:w16se="http://schemas.microsoft.com/office/word/2015/wordml/symex" xmlns:wpg="http://schemas.microsoft.com/office/word/2010/wordprocessingGroup" xmlns:wpi="http://schemas.microsoft.com/office/word/2010/wordprocessingInk" xmlns:wne="http://schemas.microsoft.com/office/word/2006/wordml" xmlns:wps="http://schemas.microsoft.com/office/word/2010/wordprocessingShape" mc:Ignorable="w14 w15 w16se w16cid w16 w16cex w16sdtdh w16du wp14">
+<w:document xmlns:wpc="http://schemas.microsoft.com/office/word/2010/wordprocessingCanvas" xmlns:cx="http://schemas.microsoft.com/office/drawing/2014/chartex" xmlns:cx1="http://schemas.microsoft.com/office/drawing/2015/9/8/chartex" xmlns:cx2="http://schemas.microsoft.com/office/drawing/2015/10/21/chartex" xmlns:cx3="http://schemas.microsoft.com/office/drawing/2016/5/9/chartex" xmlns:cx4="http://schemas.microsoft.com/office/drawing/2016/5/10/chartex" xmlns:cx5="http://schemas.microsoft.com/office/drawing/2016/5/11/chartex" xmlns:cx6="http://schemas.microsoft.com/office/drawing/2016/5/12/chartex" xmlns:cx7="http://schemas.microsoft.com/office/drawing/2016/5/13/chartex" xmlns:cx8="http://schemas.microsoft.com/office/drawing/2016/5/14/chartex" xmlns:mc="http://schemas.openxmlformats.org/markup-compatibility/2006" xmlns:aink="http://schemas.microsoft.com/office/drawing/2016/ink" xmlns:am3d="http://schemas.microsoft.com/office/drawing/2017/model3d" xmlns:o="urn:schemas-microsoft-com:office:office" xmlns:oel="http://schemas.microsoft.com/office/2019/extlst" xmlns:r="http://schemas.openxmlformats.org/officeDocument/2006/relationships" xmlns:m="http://schemas.openxmlformats.org/officeDocument/2006/math" xmlns:v="urn:schemas-microsoft-com:vml" xmlns:wp14="http://schemas.microsoft.com/office/word/2010/wordprocessingDrawing" xmlns:wp="http://schemas.openxmlformats.org/drawingml/2006/wordprocessingDrawing" xmlns:w10="urn:schemas-microsoft-com:office:word" xmlns:w="http://schemas.openxmlformats.org/wordprocessingml/2006/main" xmlns:w14="http://schemas.microsoft.com/office/word/2010/wordml" xmlns:w15="http://schemas.microsoft.com/office/word/2012/wordml" xmlns:w16cex="http://schemas.microsoft.com/office/word/2018/wordml/cex" xmlns:w16cid="http://schemas.microsoft.com/office/word/2016/wordml/cid" xmlns:w16="http://schemas.microsoft.com/office/word/2018/wordml" xmlns:w16sdtdh="http://schemas.microsoft.com/office/word/2020/wordml/sdtdatahash" xmlns:w16se="http://schemas.microsoft.com/office/word/2015/wordml/symex" xmlns:wpg="http://schemas.microsoft.com/office/word/2010/wordprocessingGroup" xmlns:wpi="http://schemas.microsoft.com/office/word/2010/wordprocessingInk" xmlns:wne="http://schemas.microsoft.com/office/word/2006/wordml" xmlns:wps="http://schemas.microsoft.com/office/word/2010/wordprocessingShape" mc:Ignorable="w14 w15 w16se w16cid w16 w16cex w16sdtdh wp14">
   <w:body>
-    <w:p>
-      <w:pPr>
-        <w:spacing w:line="531" w:lineRule="exact"/>
-        <w:ind w:right="289"/>
-        <w:rPr>
-          <w:b/>
-          <w:sz w:val="44"/>
-        </w:rPr>
-      </w:pPr>
-      <w:r>
-        <w:rPr>
-          <w:b/>
-          <w:sz w:val="44"/>
-        </w:rPr>
-        <w:t xml:space="preserve">           </w:t>
-      </w:r>
-    </w:p>
-    <w:p>
-      <w:pPr>
-        <w:spacing w:line="531" w:lineRule="exact"/>
-        <w:ind w:right="289"/>
-        <w:rPr>
-          <w:b/>
-          <w:spacing w:val="-4"/>
-          <w:sz w:val="44"/>
-        </w:rPr>
-      </w:pPr>
-      <w:r>
-        <w:rPr>
-          <w:b/>
-          <w:sz w:val="44"/>
-        </w:rPr>
-        <w:t xml:space="preserve">           </w:t>
-      </w:r>
-      <w:r>
-        <w:rPr>
-          <w:b/>
-          <w:sz w:val="44"/>
-        </w:rPr>
-        <w:t xml:space="preserve"> </w:t>
-      </w:r>
-      <w:r>
-        <w:rPr>
-          <w:b/>
-          <w:sz w:val="44"/>
-        </w:rPr>
-        <w:t>Miracle</w:t>
-      </w:r>
-      <w:r>
-        <w:rPr>
-          <w:b/>
-          <w:spacing w:val="-9"/>
-          <w:sz w:val="44"/>
-        </w:rPr>
-        <w:t xml:space="preserve"> </w:t>
-      </w:r>
-      <w:r>
-        <w:rPr>
-          <w:b/>
-          <w:sz w:val="44"/>
-        </w:rPr>
-        <w:t>Gardens</w:t>
-      </w:r>
-      <w:r>
-        <w:rPr>
-          <w:b/>
-          <w:spacing w:val="-3"/>
-          <w:sz w:val="44"/>
-        </w:rPr>
-        <w:t xml:space="preserve"> </w:t>
-      </w:r>
-      <w:r>
-        <w:rPr>
-          <w:b/>
-          <w:sz w:val="44"/>
-        </w:rPr>
-        <w:t>Nursery</w:t>
-      </w:r>
-      <w:r>
-        <w:rPr>
-          <w:b/>
-          <w:spacing w:val="-3"/>
-          <w:sz w:val="44"/>
-        </w:rPr>
-        <w:t xml:space="preserve"> </w:t>
-      </w:r>
-      <w:r>
-        <w:rPr>
-          <w:b/>
-          <w:sz w:val="44"/>
-        </w:rPr>
-        <w:t>Fees</w:t>
-      </w:r>
-      <w:r>
-        <w:rPr>
-          <w:b/>
-          <w:spacing w:val="-6"/>
-          <w:sz w:val="44"/>
-        </w:rPr>
-        <w:t xml:space="preserve"> </w:t>
-      </w:r>
-      <w:r>
-        <w:rPr>
-          <w:b/>
-          <w:sz w:val="44"/>
-        </w:rPr>
-        <w:t>202</w:t>
-      </w:r>
-      <w:r>
-        <w:rPr>
-          <w:b/>
-          <w:sz w:val="44"/>
-        </w:rPr>
-        <w:t>5</w:t>
-      </w:r>
-      <w:r>
-        <w:rPr>
-          <w:b/>
-          <w:spacing w:val="-3"/>
-          <w:sz w:val="44"/>
-        </w:rPr>
-        <w:t xml:space="preserve"> </w:t>
-      </w:r>
-      <w:r>
-        <w:rPr>
-          <w:b/>
-          <w:sz w:val="44"/>
-        </w:rPr>
-        <w:t>–</w:t>
-      </w:r>
-      <w:r>
-        <w:rPr>
-          <w:b/>
-          <w:spacing w:val="-11"/>
-          <w:sz w:val="44"/>
-        </w:rPr>
-        <w:t xml:space="preserve"> </w:t>
-      </w:r>
-      <w:r>
-        <w:rPr>
-          <w:b/>
-          <w:spacing w:val="-4"/>
-          <w:sz w:val="44"/>
-        </w:rPr>
-        <w:t>202</w:t>
-      </w:r>
-      <w:r>
-        <w:rPr>
-          <w:b/>
-          <w:spacing w:val="-4"/>
-          <w:sz w:val="44"/>
-        </w:rPr>
-        <w:t>6</w:t>
-      </w:r>
-    </w:p>
-    <w:p>
-      <w:pPr>
-        <w:pStyle w:val="NoSpacing"/>
-        <w:rPr>
-          <w:b/>
-          <w:bCs/>
-          <w:sz w:val="24"/>
-          <w:szCs w:val="24"/>
-        </w:rPr>
-      </w:pPr>
-      <w:r>
-        <w:rPr>
-          <w:b/>
-          <w:bCs/>
-          <w:sz w:val="24"/>
-          <w:szCs w:val="24"/>
-        </w:rPr>
-        <w:t xml:space="preserve">                              </w:t>
-      </w:r>
-      <w:r>
-        <w:rPr>
-          <w:b/>
-          <w:bCs/>
-          <w:sz w:val="24"/>
-          <w:szCs w:val="24"/>
-        </w:rPr>
-        <w:t xml:space="preserve">A </w:t>
-      </w:r>
-      <w:r>
-        <w:rPr>
-          <w:b/>
-          <w:bCs/>
-          <w:sz w:val="24"/>
-          <w:szCs w:val="24"/>
-        </w:rPr>
-        <w:t>refundable deposit of £100</w:t>
-      </w:r>
-      <w:r>
-        <w:rPr>
-          <w:b/>
-          <w:bCs/>
-          <w:sz w:val="24"/>
-          <w:szCs w:val="24"/>
-        </w:rPr>
-        <w:t xml:space="preserve"> will be</w:t>
-      </w:r>
-      <w:r>
-        <w:rPr>
-          <w:b/>
-          <w:bCs/>
-          <w:sz w:val="24"/>
-          <w:szCs w:val="24"/>
-        </w:rPr>
-        <w:t xml:space="preserve"> r</w:t>
-      </w:r>
-      <w:r>
-        <w:rPr>
-          <w:b/>
-          <w:bCs/>
-          <w:sz w:val="24"/>
-          <w:szCs w:val="24"/>
-        </w:rPr>
-        <w:t>equired</w:t>
-      </w:r>
-      <w:r>
-        <w:rPr>
-          <w:b/>
-          <w:bCs/>
-          <w:sz w:val="24"/>
-          <w:szCs w:val="24"/>
-        </w:rPr>
-        <w:t xml:space="preserve"> to secure a place in the nursery,</w:t>
-      </w:r>
-    </w:p>
-    <w:p>
-      <w:pPr>
-        <w:pStyle w:val="NoSpacing"/>
-        <w:jc w:val="center"/>
-        <w:rPr>
-          <w:b/>
-          <w:bCs/>
-          <w:sz w:val="24"/>
-          <w:szCs w:val="24"/>
-        </w:rPr>
-      </w:pPr>
-      <w:r>
-        <w:rPr>
-          <w:b/>
-          <w:bCs/>
-          <w:sz w:val="24"/>
-          <w:szCs w:val="24"/>
-        </w:rPr>
-        <w:t>which will be deducted from the payment of the last month of your child’s attendance</w:t>
-      </w:r>
-    </w:p>
-    <w:p>
-      <w:pPr>
-        <w:pStyle w:val="BodyText"/>
-        <w:spacing w:before="46"/>
-        <w:rPr>
-          <w:sz w:val="20"/>
-        </w:rPr>
-      </w:pPr>
-    </w:p>
     <w:tbl>
       <w:tblPr>
         <w:tblW w:w="0" w:type="auto"/>
@@ -1200,7 +941,7 @@
     </w:tbl>
     <w:p>
       <w:pPr>
-        <w:pStyle w:val="BodyText"/>
+        <w:pStyle w:val="ae"/>
         <w:spacing w:before="208"/>
         <w:rPr>
           <w:sz w:val="20"/>
@@ -1209,7 +950,7 @@
     </w:p>
     <w:tbl>
       <w:tblPr>
-        <w:tblStyle w:val="TableGrid"/>
+        <w:tblStyle w:val="af1"/>
         <w:tblW w:w="0" w:type="auto"/>
         <w:tblInd w:w="686" w:type="dxa"/>
         <w:tblBorders>
@@ -1249,15 +990,7 @@
                 <w:iCs/>
                 <w:sz w:val="28"/>
               </w:rPr>
-              <w:t xml:space="preserve">Additional non-funded hours in a session or </w:t>
-            </w:r>
-            <w:r>
-              <w:rPr>
-                <w:b/>
-                <w:iCs/>
-                <w:sz w:val="28"/>
-              </w:rPr>
-              <w:t>in a week</w:t>
+              <w:t>Additional non-funded hours in a session or in a week</w:t>
             </w:r>
           </w:p>
           <w:p>
@@ -1427,15 +1160,7 @@
                 <w:spacing w:val="-5"/>
                 <w:sz w:val="28"/>
               </w:rPr>
-              <w:t>£1</w:t>
-            </w:r>
-            <w:r>
-              <w:rPr>
-                <w:b/>
-                <w:spacing w:val="-5"/>
-                <w:sz w:val="28"/>
-              </w:rPr>
-              <w:t>.20</w:t>
+              <w:t>£1.20</w:t>
             </w:r>
           </w:p>
         </w:tc>
@@ -1507,23 +1232,7 @@
                 <w:spacing w:val="-4"/>
                 <w:sz w:val="28"/>
               </w:rPr>
-              <w:t>0.</w:t>
-            </w:r>
-            <w:r>
-              <w:rPr>
-                <w:b/>
-                <w:spacing w:val="-4"/>
-                <w:sz w:val="28"/>
-              </w:rPr>
-              <w:t>8</w:t>
-            </w:r>
-            <w:r>
-              <w:rPr>
-                <w:b/>
-                <w:spacing w:val="-4"/>
-                <w:sz w:val="28"/>
-              </w:rPr>
-              <w:t>0</w:t>
+              <w:t>0.80</w:t>
             </w:r>
           </w:p>
         </w:tc>
@@ -1580,31 +1289,7 @@
                 <w:spacing w:val="-2"/>
                 <w:sz w:val="28"/>
               </w:rPr>
-              <w:t>£</w:t>
-            </w:r>
-            <w:r>
-              <w:rPr>
-                <w:b/>
-                <w:spacing w:val="-2"/>
-                <w:sz w:val="28"/>
-              </w:rPr>
-              <w:t>3</w:t>
-            </w:r>
-            <w:r>
-              <w:rPr>
-                <w:b/>
-                <w:spacing w:val="-2"/>
-                <w:sz w:val="28"/>
-              </w:rPr>
-              <w:t>.</w:t>
-            </w:r>
-            <w:r>
-              <w:rPr>
-                <w:b/>
-                <w:spacing w:val="-2"/>
-                <w:sz w:val="28"/>
-              </w:rPr>
-              <w:t>00</w:t>
+              <w:t>£3.00</w:t>
             </w:r>
           </w:p>
         </w:tc>
@@ -1676,83 +1361,16 @@
                 <w:spacing w:val="-2"/>
                 <w:sz w:val="28"/>
               </w:rPr>
-              <w:t>£1.</w:t>
-            </w:r>
-            <w:r>
-              <w:rPr>
-                <w:b/>
-                <w:spacing w:val="-2"/>
-                <w:sz w:val="28"/>
-              </w:rPr>
-              <w:t>8</w:t>
-            </w:r>
-            <w:r>
-              <w:rPr>
-                <w:b/>
-                <w:spacing w:val="-2"/>
-                <w:sz w:val="28"/>
-              </w:rPr>
-              <w:t>0</w:t>
+              <w:t>£1.80</w:t>
             </w:r>
           </w:p>
         </w:tc>
       </w:tr>
     </w:tbl>
-    <w:p>
-      <w:pPr>
-        <w:pStyle w:val="TableParagraph"/>
-        <w:jc w:val="center"/>
-        <w:rPr>
-          <w:b/>
-          <w:sz w:val="24"/>
-        </w:rPr>
-        <w:sectPr>
-          <w:pgSz w:w="11910" w:h="16840"/>
-          <w:pgMar w:top="1120" w:right="566" w:bottom="280" w:left="850" w:header="720" w:footer="720" w:gutter="0"/>
-          <w:cols w:space="720"/>
-        </w:sectPr>
-      </w:pPr>
-    </w:p>
-    <w:p>
-      <w:pPr>
-        <w:pStyle w:val="BodyText"/>
-        <w:ind w:left="9"/>
-        <w:rPr>
-          <w:b w:val="0"/>
-          <w:sz w:val="20"/>
-        </w:rPr>
-      </w:pPr>
-    </w:p>
-    <w:p>
-      <w:pPr>
-        <w:pStyle w:val="BodyText"/>
-        <w:rPr>
-          <w:sz w:val="20"/>
-        </w:rPr>
-      </w:pPr>
-    </w:p>
-    <w:p>
-      <w:pPr>
-        <w:pStyle w:val="BodyText"/>
-        <w:rPr>
-          <w:sz w:val="20"/>
-        </w:rPr>
-      </w:pPr>
-    </w:p>
-    <w:p>
-      <w:pPr>
-        <w:pStyle w:val="BodyText"/>
-        <w:spacing w:before="143"/>
-        <w:rPr>
-          <w:sz w:val="20"/>
-        </w:rPr>
-      </w:pPr>
-    </w:p>
-    <w:p/>
     <w:p/>
     <w:sectPr>
       <w:pgSz w:w="11910" w:h="16840"/>
-      <w:pgMar w:top="1120" w:right="566" w:bottom="280" w:left="850" w:header="720" w:footer="720" w:gutter="0"/>
+      <w:pgMar w:top="284" w:right="566" w:bottom="280" w:left="850" w:header="720" w:footer="720" w:gutter="0"/>
       <w:cols w:space="720"/>
     </w:sectPr>
   </w:body>
@@ -1760,7 +1378,7 @@
 </file>
 
 <file path=word/styles.xml><?xml version="1.0" encoding="utf-8"?>
-<w:styles xmlns:mc="http://schemas.openxmlformats.org/markup-compatibility/2006" xmlns:r="http://schemas.openxmlformats.org/officeDocument/2006/relationships" xmlns:w="http://schemas.openxmlformats.org/wordprocessingml/2006/main" xmlns:w14="http://schemas.microsoft.com/office/word/2010/wordml" xmlns:w15="http://schemas.microsoft.com/office/word/2012/wordml" xmlns:w16cex="http://schemas.microsoft.com/office/word/2018/wordml/cex" xmlns:w16cid="http://schemas.microsoft.com/office/word/2016/wordml/cid" xmlns:w16="http://schemas.microsoft.com/office/word/2018/wordml" xmlns:w16du="http://schemas.microsoft.com/office/word/2023/wordml/word16du" xmlns:w16sdtdh="http://schemas.microsoft.com/office/word/2020/wordml/sdtdatahash" xmlns:w16se="http://schemas.microsoft.com/office/word/2015/wordml/symex" mc:Ignorable="w14 w15 w16se w16cid w16 w16cex w16sdtdh w16du">
+<w:styles xmlns:mc="http://schemas.openxmlformats.org/markup-compatibility/2006" xmlns:r="http://schemas.openxmlformats.org/officeDocument/2006/relationships" xmlns:w="http://schemas.openxmlformats.org/wordprocessingml/2006/main" xmlns:w14="http://schemas.microsoft.com/office/word/2010/wordml" xmlns:w15="http://schemas.microsoft.com/office/word/2012/wordml" xmlns:w16cex="http://schemas.microsoft.com/office/word/2018/wordml/cex" xmlns:w16cid="http://schemas.microsoft.com/office/word/2016/wordml/cid" xmlns:w16="http://schemas.microsoft.com/office/word/2018/wordml" xmlns:w16sdtdh="http://schemas.microsoft.com/office/word/2020/wordml/sdtdatahash" xmlns:w16se="http://schemas.microsoft.com/office/word/2015/wordml/symex" mc:Ignorable="w14 w15 w16se w16cid w16 w16cex w16sdtdh">
   <w:docDefaults>
     <w:rPrDefault>
       <w:rPr>
@@ -2156,7 +1774,7 @@
     <w:lsdException w:name="Unresolved Mention" w:semiHidden="1" w:unhideWhenUsed="1"/>
     <w:lsdException w:name="Smart Link" w:semiHidden="1" w:unhideWhenUsed="1"/>
   </w:latentStyles>
-  <w:style w:type="paragraph" w:default="1" w:styleId="Normal">
+  <w:style w:type="paragraph" w:default="1" w:styleId="a">
     <w:name w:val="Normal"/>
     <w:qFormat/>
     <w:rsid w:val="00C35161"/>
@@ -2175,11 +1793,11 @@
       <w14:ligatures w14:val="none"/>
     </w:rPr>
   </w:style>
-  <w:style w:type="paragraph" w:styleId="Heading1">
+  <w:style w:type="paragraph" w:styleId="1">
     <w:name w:val="heading 1"/>
-    <w:basedOn w:val="Normal"/>
-    <w:next w:val="Normal"/>
-    <w:link w:val="Heading1Char"/>
+    <w:basedOn w:val="a"/>
+    <w:next w:val="a"/>
+    <w:link w:val="10"/>
     <w:uiPriority w:val="9"/>
     <w:qFormat/>
     <w:rsid w:val="00C35161"/>
@@ -2202,11 +1820,11 @@
       <w14:ligatures w14:val="standardContextual"/>
     </w:rPr>
   </w:style>
-  <w:style w:type="paragraph" w:styleId="Heading2">
+  <w:style w:type="paragraph" w:styleId="2">
     <w:name w:val="heading 2"/>
-    <w:basedOn w:val="Normal"/>
-    <w:next w:val="Normal"/>
-    <w:link w:val="Heading2Char"/>
+    <w:basedOn w:val="a"/>
+    <w:next w:val="a"/>
+    <w:link w:val="20"/>
     <w:uiPriority w:val="9"/>
     <w:unhideWhenUsed/>
     <w:qFormat/>
@@ -2230,11 +1848,11 @@
       <w14:ligatures w14:val="standardContextual"/>
     </w:rPr>
   </w:style>
-  <w:style w:type="paragraph" w:styleId="Heading3">
+  <w:style w:type="paragraph" w:styleId="3">
     <w:name w:val="heading 3"/>
-    <w:basedOn w:val="Normal"/>
-    <w:next w:val="Normal"/>
-    <w:link w:val="Heading3Char"/>
+    <w:basedOn w:val="a"/>
+    <w:next w:val="a"/>
+    <w:link w:val="30"/>
     <w:uiPriority w:val="9"/>
     <w:semiHidden/>
     <w:unhideWhenUsed/>
@@ -2259,11 +1877,11 @@
       <w14:ligatures w14:val="standardContextual"/>
     </w:rPr>
   </w:style>
-  <w:style w:type="paragraph" w:styleId="Heading4">
+  <w:style w:type="paragraph" w:styleId="4">
     <w:name w:val="heading 4"/>
-    <w:basedOn w:val="Normal"/>
-    <w:next w:val="Normal"/>
-    <w:link w:val="Heading4Char"/>
+    <w:basedOn w:val="a"/>
+    <w:next w:val="a"/>
+    <w:link w:val="40"/>
     <w:uiPriority w:val="9"/>
     <w:semiHidden/>
     <w:unhideWhenUsed/>
@@ -2290,11 +1908,11 @@
       <w14:ligatures w14:val="standardContextual"/>
     </w:rPr>
   </w:style>
-  <w:style w:type="paragraph" w:styleId="Heading5">
+  <w:style w:type="paragraph" w:styleId="5">
     <w:name w:val="heading 5"/>
-    <w:basedOn w:val="Normal"/>
-    <w:next w:val="Normal"/>
-    <w:link w:val="Heading5Char"/>
+    <w:basedOn w:val="a"/>
+    <w:next w:val="a"/>
+    <w:link w:val="50"/>
     <w:uiPriority w:val="9"/>
     <w:semiHidden/>
     <w:unhideWhenUsed/>
@@ -2319,11 +1937,11 @@
       <w14:ligatures w14:val="standardContextual"/>
     </w:rPr>
   </w:style>
-  <w:style w:type="paragraph" w:styleId="Heading6">
+  <w:style w:type="paragraph" w:styleId="6">
     <w:name w:val="heading 6"/>
-    <w:basedOn w:val="Normal"/>
-    <w:next w:val="Normal"/>
-    <w:link w:val="Heading6Char"/>
+    <w:basedOn w:val="a"/>
+    <w:next w:val="a"/>
+    <w:link w:val="60"/>
     <w:uiPriority w:val="9"/>
     <w:semiHidden/>
     <w:unhideWhenUsed/>
@@ -2350,11 +1968,11 @@
       <w14:ligatures w14:val="standardContextual"/>
     </w:rPr>
   </w:style>
-  <w:style w:type="paragraph" w:styleId="Heading7">
+  <w:style w:type="paragraph" w:styleId="7">
     <w:name w:val="heading 7"/>
-    <w:basedOn w:val="Normal"/>
-    <w:next w:val="Normal"/>
-    <w:link w:val="Heading7Char"/>
+    <w:basedOn w:val="a"/>
+    <w:next w:val="a"/>
+    <w:link w:val="70"/>
     <w:uiPriority w:val="9"/>
     <w:semiHidden/>
     <w:unhideWhenUsed/>
@@ -2379,11 +1997,11 @@
       <w14:ligatures w14:val="standardContextual"/>
     </w:rPr>
   </w:style>
-  <w:style w:type="paragraph" w:styleId="Heading8">
+  <w:style w:type="paragraph" w:styleId="8">
     <w:name w:val="heading 8"/>
-    <w:basedOn w:val="Normal"/>
-    <w:next w:val="Normal"/>
-    <w:link w:val="Heading8Char"/>
+    <w:basedOn w:val="a"/>
+    <w:next w:val="a"/>
+    <w:link w:val="80"/>
     <w:uiPriority w:val="9"/>
     <w:semiHidden/>
     <w:unhideWhenUsed/>
@@ -2410,11 +2028,11 @@
       <w14:ligatures w14:val="standardContextual"/>
     </w:rPr>
   </w:style>
-  <w:style w:type="paragraph" w:styleId="Heading9">
+  <w:style w:type="paragraph" w:styleId="9">
     <w:name w:val="heading 9"/>
-    <w:basedOn w:val="Normal"/>
-    <w:next w:val="Normal"/>
-    <w:link w:val="Heading9Char"/>
+    <w:basedOn w:val="a"/>
+    <w:next w:val="a"/>
+    <w:link w:val="90"/>
     <w:uiPriority w:val="9"/>
     <w:semiHidden/>
     <w:unhideWhenUsed/>
@@ -2439,13 +2057,13 @@
       <w14:ligatures w14:val="standardContextual"/>
     </w:rPr>
   </w:style>
-  <w:style w:type="character" w:default="1" w:styleId="DefaultParagraphFont">
+  <w:style w:type="character" w:default="1" w:styleId="a0">
     <w:name w:val="Default Paragraph Font"/>
     <w:uiPriority w:val="1"/>
     <w:semiHidden/>
     <w:unhideWhenUsed/>
   </w:style>
-  <w:style w:type="table" w:default="1" w:styleId="TableNormal">
+  <w:style w:type="table" w:default="1" w:styleId="a1">
     <w:name w:val="Normal Table"/>
     <w:uiPriority w:val="99"/>
     <w:semiHidden/>
@@ -2460,16 +2078,16 @@
       </w:tblCellMar>
     </w:tblPr>
   </w:style>
-  <w:style w:type="numbering" w:default="1" w:styleId="NoList">
+  <w:style w:type="numbering" w:default="1" w:styleId="a2">
     <w:name w:val="No List"/>
     <w:uiPriority w:val="99"/>
     <w:semiHidden/>
     <w:unhideWhenUsed/>
   </w:style>
-  <w:style w:type="character" w:customStyle="1" w:styleId="Heading1Char">
-    <w:name w:val="Heading 1 Char"/>
-    <w:basedOn w:val="DefaultParagraphFont"/>
-    <w:link w:val="Heading1"/>
+  <w:style w:type="character" w:customStyle="1" w:styleId="10">
+    <w:name w:val="Заголовок 1 Знак"/>
+    <w:basedOn w:val="a0"/>
+    <w:link w:val="1"/>
     <w:uiPriority w:val="9"/>
     <w:rsid w:val="00C35161"/>
     <w:rPr>
@@ -2479,10 +2097,10 @@
       <w:szCs w:val="40"/>
     </w:rPr>
   </w:style>
-  <w:style w:type="character" w:customStyle="1" w:styleId="Heading2Char">
-    <w:name w:val="Heading 2 Char"/>
-    <w:basedOn w:val="DefaultParagraphFont"/>
-    <w:link w:val="Heading2"/>
+  <w:style w:type="character" w:customStyle="1" w:styleId="20">
+    <w:name w:val="Заголовок 2 Знак"/>
+    <w:basedOn w:val="a0"/>
+    <w:link w:val="2"/>
     <w:uiPriority w:val="9"/>
     <w:rsid w:val="00C35161"/>
     <w:rPr>
@@ -2492,10 +2110,10 @@
       <w:szCs w:val="32"/>
     </w:rPr>
   </w:style>
-  <w:style w:type="character" w:customStyle="1" w:styleId="Heading3Char">
-    <w:name w:val="Heading 3 Char"/>
-    <w:basedOn w:val="DefaultParagraphFont"/>
-    <w:link w:val="Heading3"/>
+  <w:style w:type="character" w:customStyle="1" w:styleId="30">
+    <w:name w:val="Заголовок 3 Знак"/>
+    <w:basedOn w:val="a0"/>
+    <w:link w:val="3"/>
     <w:uiPriority w:val="9"/>
     <w:semiHidden/>
     <w:rsid w:val="00C35161"/>
@@ -2506,10 +2124,10 @@
       <w:szCs w:val="28"/>
     </w:rPr>
   </w:style>
-  <w:style w:type="character" w:customStyle="1" w:styleId="Heading4Char">
-    <w:name w:val="Heading 4 Char"/>
-    <w:basedOn w:val="DefaultParagraphFont"/>
-    <w:link w:val="Heading4"/>
+  <w:style w:type="character" w:customStyle="1" w:styleId="40">
+    <w:name w:val="Заголовок 4 Знак"/>
+    <w:basedOn w:val="a0"/>
+    <w:link w:val="4"/>
     <w:uiPriority w:val="9"/>
     <w:semiHidden/>
     <w:rsid w:val="00C35161"/>
@@ -2520,10 +2138,10 @@
       <w:color w:val="0F4761" w:themeColor="accent1" w:themeShade="BF"/>
     </w:rPr>
   </w:style>
-  <w:style w:type="character" w:customStyle="1" w:styleId="Heading5Char">
-    <w:name w:val="Heading 5 Char"/>
-    <w:basedOn w:val="DefaultParagraphFont"/>
-    <w:link w:val="Heading5"/>
+  <w:style w:type="character" w:customStyle="1" w:styleId="50">
+    <w:name w:val="Заголовок 5 Знак"/>
+    <w:basedOn w:val="a0"/>
+    <w:link w:val="5"/>
     <w:uiPriority w:val="9"/>
     <w:semiHidden/>
     <w:rsid w:val="00C35161"/>
@@ -2532,10 +2150,10 @@
       <w:color w:val="0F4761" w:themeColor="accent1" w:themeShade="BF"/>
     </w:rPr>
   </w:style>
-  <w:style w:type="character" w:customStyle="1" w:styleId="Heading6Char">
-    <w:name w:val="Heading 6 Char"/>
-    <w:basedOn w:val="DefaultParagraphFont"/>
-    <w:link w:val="Heading6"/>
+  <w:style w:type="character" w:customStyle="1" w:styleId="60">
+    <w:name w:val="Заголовок 6 Знак"/>
+    <w:basedOn w:val="a0"/>
+    <w:link w:val="6"/>
     <w:uiPriority w:val="9"/>
     <w:semiHidden/>
     <w:rsid w:val="00C35161"/>
@@ -2546,10 +2164,10 @@
       <w:color w:val="595959" w:themeColor="text1" w:themeTint="A6"/>
     </w:rPr>
   </w:style>
-  <w:style w:type="character" w:customStyle="1" w:styleId="Heading7Char">
-    <w:name w:val="Heading 7 Char"/>
-    <w:basedOn w:val="DefaultParagraphFont"/>
-    <w:link w:val="Heading7"/>
+  <w:style w:type="character" w:customStyle="1" w:styleId="70">
+    <w:name w:val="Заголовок 7 Знак"/>
+    <w:basedOn w:val="a0"/>
+    <w:link w:val="7"/>
     <w:uiPriority w:val="9"/>
     <w:semiHidden/>
     <w:rsid w:val="00C35161"/>
@@ -2558,10 +2176,10 @@
       <w:color w:val="595959" w:themeColor="text1" w:themeTint="A6"/>
     </w:rPr>
   </w:style>
-  <w:style w:type="character" w:customStyle="1" w:styleId="Heading8Char">
-    <w:name w:val="Heading 8 Char"/>
-    <w:basedOn w:val="DefaultParagraphFont"/>
-    <w:link w:val="Heading8"/>
+  <w:style w:type="character" w:customStyle="1" w:styleId="80">
+    <w:name w:val="Заголовок 8 Знак"/>
+    <w:basedOn w:val="a0"/>
+    <w:link w:val="8"/>
     <w:uiPriority w:val="9"/>
     <w:semiHidden/>
     <w:rsid w:val="00C35161"/>
@@ -2572,10 +2190,10 @@
       <w:color w:val="272727" w:themeColor="text1" w:themeTint="D8"/>
     </w:rPr>
   </w:style>
-  <w:style w:type="character" w:customStyle="1" w:styleId="Heading9Char">
-    <w:name w:val="Heading 9 Char"/>
-    <w:basedOn w:val="DefaultParagraphFont"/>
-    <w:link w:val="Heading9"/>
+  <w:style w:type="character" w:customStyle="1" w:styleId="90">
+    <w:name w:val="Заголовок 9 Знак"/>
+    <w:basedOn w:val="a0"/>
+    <w:link w:val="9"/>
     <w:uiPriority w:val="9"/>
     <w:semiHidden/>
     <w:rsid w:val="00C35161"/>
@@ -2584,11 +2202,11 @@
       <w:color w:val="272727" w:themeColor="text1" w:themeTint="D8"/>
     </w:rPr>
   </w:style>
-  <w:style w:type="paragraph" w:styleId="Title">
+  <w:style w:type="paragraph" w:styleId="a3">
     <w:name w:val="Title"/>
-    <w:basedOn w:val="Normal"/>
-    <w:next w:val="Normal"/>
-    <w:link w:val="TitleChar"/>
+    <w:basedOn w:val="a"/>
+    <w:next w:val="a"/>
+    <w:link w:val="a4"/>
     <w:uiPriority w:val="10"/>
     <w:qFormat/>
     <w:rsid w:val="00C35161"/>
@@ -2609,10 +2227,10 @@
       <w14:ligatures w14:val="standardContextual"/>
     </w:rPr>
   </w:style>
-  <w:style w:type="character" w:customStyle="1" w:styleId="TitleChar">
-    <w:name w:val="Title Char"/>
-    <w:basedOn w:val="DefaultParagraphFont"/>
-    <w:link w:val="Title"/>
+  <w:style w:type="character" w:customStyle="1" w:styleId="a4">
+    <w:name w:val="Назва Знак"/>
+    <w:basedOn w:val="a0"/>
+    <w:link w:val="a3"/>
     <w:uiPriority w:val="10"/>
     <w:rsid w:val="00C35161"/>
     <w:rPr>
@@ -2623,11 +2241,11 @@
       <w:szCs w:val="56"/>
     </w:rPr>
   </w:style>
-  <w:style w:type="paragraph" w:styleId="Subtitle">
+  <w:style w:type="paragraph" w:styleId="a5">
     <w:name w:val="Subtitle"/>
-    <w:basedOn w:val="Normal"/>
-    <w:next w:val="Normal"/>
-    <w:link w:val="SubtitleChar"/>
+    <w:basedOn w:val="a"/>
+    <w:next w:val="a"/>
+    <w:link w:val="a6"/>
     <w:uiPriority w:val="11"/>
     <w:qFormat/>
     <w:rsid w:val="00C35161"/>
@@ -2651,10 +2269,10 @@
       <w14:ligatures w14:val="standardContextual"/>
     </w:rPr>
   </w:style>
-  <w:style w:type="character" w:customStyle="1" w:styleId="SubtitleChar">
-    <w:name w:val="Subtitle Char"/>
-    <w:basedOn w:val="DefaultParagraphFont"/>
-    <w:link w:val="Subtitle"/>
+  <w:style w:type="character" w:customStyle="1" w:styleId="a6">
+    <w:name w:val="Підзаголовок Знак"/>
+    <w:basedOn w:val="a0"/>
+    <w:link w:val="a5"/>
     <w:uiPriority w:val="11"/>
     <w:rsid w:val="00C35161"/>
     <w:rPr>
@@ -2665,11 +2283,11 @@
       <w:szCs w:val="28"/>
     </w:rPr>
   </w:style>
-  <w:style w:type="paragraph" w:styleId="Quote">
+  <w:style w:type="paragraph" w:styleId="a7">
     <w:name w:val="Quote"/>
-    <w:basedOn w:val="Normal"/>
-    <w:next w:val="Normal"/>
-    <w:link w:val="QuoteChar"/>
+    <w:basedOn w:val="a"/>
+    <w:next w:val="a"/>
+    <w:link w:val="a8"/>
     <w:uiPriority w:val="29"/>
     <w:qFormat/>
     <w:rsid w:val="00C35161"/>
@@ -2692,10 +2310,10 @@
       <w14:ligatures w14:val="standardContextual"/>
     </w:rPr>
   </w:style>
-  <w:style w:type="character" w:customStyle="1" w:styleId="QuoteChar">
-    <w:name w:val="Quote Char"/>
-    <w:basedOn w:val="DefaultParagraphFont"/>
-    <w:link w:val="Quote"/>
+  <w:style w:type="character" w:customStyle="1" w:styleId="a8">
+    <w:name w:val="Цитата Знак"/>
+    <w:basedOn w:val="a0"/>
+    <w:link w:val="a7"/>
     <w:uiPriority w:val="29"/>
     <w:rsid w:val="00C35161"/>
     <w:rPr>
@@ -2704,9 +2322,9 @@
       <w:color w:val="404040" w:themeColor="text1" w:themeTint="BF"/>
     </w:rPr>
   </w:style>
-  <w:style w:type="paragraph" w:styleId="ListParagraph">
+  <w:style w:type="paragraph" w:styleId="a9">
     <w:name w:val="List Paragraph"/>
-    <w:basedOn w:val="Normal"/>
+    <w:basedOn w:val="a"/>
     <w:uiPriority w:val="34"/>
     <w:qFormat/>
     <w:rsid w:val="00C35161"/>
@@ -2727,9 +2345,9 @@
       <w14:ligatures w14:val="standardContextual"/>
     </w:rPr>
   </w:style>
-  <w:style w:type="character" w:styleId="IntenseEmphasis">
+  <w:style w:type="character" w:styleId="aa">
     <w:name w:val="Intense Emphasis"/>
-    <w:basedOn w:val="DefaultParagraphFont"/>
+    <w:basedOn w:val="a0"/>
     <w:uiPriority w:val="21"/>
     <w:qFormat/>
     <w:rsid w:val="00C35161"/>
@@ -2739,11 +2357,11 @@
       <w:color w:val="0F4761" w:themeColor="accent1" w:themeShade="BF"/>
     </w:rPr>
   </w:style>
-  <w:style w:type="paragraph" w:styleId="IntenseQuote">
+  <w:style w:type="paragraph" w:styleId="ab">
     <w:name w:val="Intense Quote"/>
-    <w:basedOn w:val="Normal"/>
-    <w:next w:val="Normal"/>
-    <w:link w:val="IntenseQuoteChar"/>
+    <w:basedOn w:val="a"/>
+    <w:next w:val="a"/>
+    <w:link w:val="ac"/>
     <w:uiPriority w:val="30"/>
     <w:qFormat/>
     <w:rsid w:val="00C35161"/>
@@ -2771,10 +2389,10 @@
       <w14:ligatures w14:val="standardContextual"/>
     </w:rPr>
   </w:style>
-  <w:style w:type="character" w:customStyle="1" w:styleId="IntenseQuoteChar">
-    <w:name w:val="Intense Quote Char"/>
-    <w:basedOn w:val="DefaultParagraphFont"/>
-    <w:link w:val="IntenseQuote"/>
+  <w:style w:type="character" w:customStyle="1" w:styleId="ac">
+    <w:name w:val="Насичена цитата Знак"/>
+    <w:basedOn w:val="a0"/>
+    <w:link w:val="ab"/>
     <w:uiPriority w:val="30"/>
     <w:rsid w:val="00C35161"/>
     <w:rPr>
@@ -2783,9 +2401,9 @@
       <w:color w:val="0F4761" w:themeColor="accent1" w:themeShade="BF"/>
     </w:rPr>
   </w:style>
-  <w:style w:type="character" w:styleId="IntenseReference">
+  <w:style w:type="character" w:styleId="ad">
     <w:name w:val="Intense Reference"/>
-    <w:basedOn w:val="DefaultParagraphFont"/>
+    <w:basedOn w:val="a0"/>
     <w:uiPriority w:val="32"/>
     <w:qFormat/>
     <w:rsid w:val="00C35161"/>
@@ -2797,10 +2415,10 @@
       <w:spacing w:val="5"/>
     </w:rPr>
   </w:style>
-  <w:style w:type="paragraph" w:styleId="BodyText">
+  <w:style w:type="paragraph" w:styleId="ae">
     <w:name w:val="Body Text"/>
-    <w:basedOn w:val="Normal"/>
-    <w:link w:val="BodyTextChar"/>
+    <w:basedOn w:val="a"/>
+    <w:link w:val="af"/>
     <w:uiPriority w:val="1"/>
     <w:qFormat/>
     <w:rsid w:val="00C35161"/>
@@ -2811,10 +2429,10 @@
       <w:szCs w:val="24"/>
     </w:rPr>
   </w:style>
-  <w:style w:type="character" w:customStyle="1" w:styleId="BodyTextChar">
-    <w:name w:val="Body Text Char"/>
-    <w:basedOn w:val="DefaultParagraphFont"/>
-    <w:link w:val="BodyText"/>
+  <w:style w:type="character" w:customStyle="1" w:styleId="af">
+    <w:name w:val="Основний текст Знак"/>
+    <w:basedOn w:val="a0"/>
+    <w:link w:val="ae"/>
     <w:uiPriority w:val="1"/>
     <w:rsid w:val="00C35161"/>
     <w:rPr>
@@ -2828,12 +2446,12 @@
   </w:style>
   <w:style w:type="paragraph" w:customStyle="1" w:styleId="TableParagraph">
     <w:name w:val="Table Paragraph"/>
-    <w:basedOn w:val="Normal"/>
+    <w:basedOn w:val="a"/>
     <w:uiPriority w:val="1"/>
     <w:qFormat/>
     <w:rsid w:val="00C35161"/>
   </w:style>
-  <w:style w:type="paragraph" w:styleId="NoSpacing">
+  <w:style w:type="paragraph" w:styleId="af0">
     <w:name w:val="No Spacing"/>
     <w:uiPriority w:val="1"/>
     <w:qFormat/>
@@ -2853,9 +2471,9 @@
       <w14:ligatures w14:val="none"/>
     </w:rPr>
   </w:style>
-  <w:style w:type="table" w:styleId="TableGrid">
+  <w:style w:type="table" w:styleId="af1">
     <w:name w:val="Table Grid"/>
-    <w:basedOn w:val="TableNormal"/>
+    <w:basedOn w:val="a1"/>
     <w:uiPriority w:val="39"/>
     <w:rsid w:val="00C35161"/>
     <w:pPr>
